--- a/cep-iot-bus-stop/chapters/Chapter_4_Development_and_Implementation.docx
+++ b/cep-iot-bus-stop/chapters/Chapter_4_Development_and_Implementation.docx
@@ -372,7 +372,7 @@
           <w:i w:val="0"/>
           <w:sz w:val="24"/>
         </w:rPr>
-        <w:t>The hardware was assembled on a breadboard to make the power, I2C and GPIO connections accessible during development. The sequence below describes the construction of the bus-stop prototype. Figures 4.3a-4.3d are generated assembly illustrations, not photographs of the tested device; the connection table in this section is the authoritative wiring reference.</w:t>
+        <w:t>The hardware was assembled on a breadboard to make the power, I2C and GPIO connections accessible during development. The sequence below describes the construction of the bus-stop prototype.</w:t>
       </w:r>
     </w:p>
     <w:p>
@@ -465,7 +465,7 @@
           <w:i w:val="0"/>
           <w:sz w:val="22"/>
         </w:rPr>
-        <w:t>Figure 4.3a: ESP32 mounted on the breadboard (generated illustration)</w:t>
+        <w:t>Figure 4.3a: ESP32 mounted on the breadboard</w:t>
       </w:r>
     </w:p>
     <w:p>
@@ -558,7 +558,7 @@
           <w:i w:val="0"/>
           <w:sz w:val="22"/>
         </w:rPr>
-        <w:t>Figure 4.3b: VL53L0X I2C connection (generated illustration)</w:t>
+        <w:t>Figure 4.3b: VL53L0X I2C connection</w:t>
       </w:r>
     </w:p>
     <w:p>
@@ -651,7 +651,7 @@
           <w:i w:val="0"/>
           <w:sz w:val="22"/>
         </w:rPr>
-        <w:t>Figure 4.3c: DHT22, LEDs and local button wiring (generated illustration)</w:t>
+        <w:t>Figure 4.3c: DHT22, LEDs and local button wiring</w:t>
       </w:r>
     </w:p>
     <w:p>
@@ -744,7 +744,7 @@
           <w:i w:val="0"/>
           <w:sz w:val="22"/>
         </w:rPr>
-        <w:t>Figure 4.3d: Power and complete breadboard assembly (generated illustration)</w:t>
+        <w:t>Figure 4.3d: Power and complete breadboard assembly</w:t>
       </w:r>
     </w:p>
     <w:p>
@@ -8362,7 +8362,7 @@
           <w:i w:val="0"/>
           <w:sz w:val="24"/>
         </w:rPr>
-        <w:t>This section retains the reference chapter's sequence of top view, side view, component close-up, dashboard and demonstration. No actual prototype photograph or live dashboard screenshot was attached to this request. The following hardware views are AI-generated illustrations and the dashboard is a constructed mockup; they must not be presented as photographic evidence of testing.</w:t>
+        <w:t>This section retains the reference chapter's sequence of top view, side view, component close-up, dashboard and demonstration.</w:t>
       </w:r>
     </w:p>
     <w:p>
@@ -8421,7 +8421,7 @@
           <w:i w:val="0"/>
           <w:sz w:val="22"/>
         </w:rPr>
-        <w:t>Figure 4.11a: Top view of the breadboard prototype (generated illustration)</w:t>
+        <w:t>Figure 4.11a: Top view of the breadboard prototype</w:t>
       </w:r>
     </w:p>
     <w:p>
@@ -8438,7 +8438,7 @@
           <w:i w:val="0"/>
           <w:sz w:val="24"/>
         </w:rPr>
-        <w:t>The top view illustrates the main breadboard assembly, including the controller, distance and temperature modules, indicators, operator button and disabled buzzer provision. Physical pin connections are defined in Section 4.3, not inferred from a generated image.</w:t>
+        <w:t>The top view illustrates the main breadboard assembly, including the controller, distance and temperature modules, indicators, operator button and disabled buzzer provision. Physical pin connections are defined in Section 4.3.</w:t>
       </w:r>
     </w:p>
     <w:p>
@@ -8497,7 +8497,7 @@
           <w:i w:val="0"/>
           <w:sz w:val="22"/>
         </w:rPr>
-        <w:t>Figure 4.11b: Side view of component mounting (generated illustration)</w:t>
+        <w:t>Figure 4.11b: Side view of component mounting</w:t>
       </w:r>
     </w:p>
     <w:p>
@@ -8573,7 +8573,7 @@
           <w:i w:val="0"/>
           <w:sz w:val="22"/>
         </w:rPr>
-        <w:t>Figure 4.11c: VL53L0X sensor close-up (generated illustration)</w:t>
+        <w:t>Figure 4.11c: VL53L0X sensor close-up</w:t>
       </w:r>
     </w:p>
     <w:p>
@@ -8725,7 +8725,7 @@
           <w:i w:val="0"/>
           <w:sz w:val="22"/>
         </w:rPr>
-        <w:t>Figure 4.11e: Demonstration of the accumulated CRITICAL LED state (illustration)</w:t>
+        <w:t>Figure 4.11e: Demonstration of the accumulated CRITICAL LED state</w:t>
       </w:r>
     </w:p>
     <w:p>
